--- a/tillsyn/A 39526-2026 tillsynsbegäran.docx
+++ b/tillsyn/A 39526-2026 tillsynsbegäran.docx
@@ -1000,7 +1000,7 @@
     <w:r>
       <w:tab/>
       <w:tab/>
-      <w:t>2026-09-25</w:t>
+      <w:t>2026-09-26</w:t>
       <w:br/>
       <w:br/>
     </w:r>

--- a/tillsyn/A 39526-2026 tillsynsbegäran.docx
+++ b/tillsyn/A 39526-2026 tillsynsbegäran.docx
@@ -1000,7 +1000,7 @@
     <w:r>
       <w:tab/>
       <w:tab/>
-      <w:t>2026-09-26</w:t>
+      <w:t>2026-09-27</w:t>
       <w:br/>
       <w:br/>
     </w:r>

--- a/tillsyn/A 39526-2026 tillsynsbegäran.docx
+++ b/tillsyn/A 39526-2026 tillsynsbegäran.docx
@@ -1000,7 +1000,7 @@
     <w:r>
       <w:tab/>
       <w:tab/>
-      <w:t>2026-09-27</w:t>
+      <w:t>2026-09-28</w:t>
       <w:br/>
       <w:br/>
     </w:r>

--- a/tillsyn/A 39526-2026 tillsynsbegäran.docx
+++ b/tillsyn/A 39526-2026 tillsynsbegäran.docx
@@ -1000,7 +1000,7 @@
     <w:r>
       <w:tab/>
       <w:tab/>
-      <w:t>2026-09-28</w:t>
+      <w:t>2026-09-29</w:t>
       <w:br/>
       <w:br/>
     </w:r>

--- a/tillsyn/A 39526-2026 tillsynsbegäran.docx
+++ b/tillsyn/A 39526-2026 tillsynsbegäran.docx
@@ -1000,7 +1000,7 @@
     <w:r>
       <w:tab/>
       <w:tab/>
-      <w:t>2026-09-29</w:t>
+      <w:t>2026-09-30</w:t>
       <w:br/>
       <w:br/>
     </w:r>

--- a/tillsyn/A 39526-2026 tillsynsbegäran.docx
+++ b/tillsyn/A 39526-2026 tillsynsbegäran.docx
@@ -1000,7 +1000,7 @@
     <w:r>
       <w:tab/>
       <w:tab/>
-      <w:t>2026-09-30</w:t>
+      <w:t>2026-10-01</w:t>
       <w:br/>
       <w:br/>
     </w:r>

--- a/tillsyn/A 39526-2026 tillsynsbegäran.docx
+++ b/tillsyn/A 39526-2026 tillsynsbegäran.docx
@@ -1000,7 +1000,7 @@
     <w:r>
       <w:tab/>
       <w:tab/>
-      <w:t>2026-10-01</w:t>
+      <w:t>2026-10-02</w:t>
       <w:br/>
       <w:br/>
     </w:r>

--- a/tillsyn/A 39526-2026 tillsynsbegäran.docx
+++ b/tillsyn/A 39526-2026 tillsynsbegäran.docx
@@ -1000,7 +1000,7 @@
     <w:r>
       <w:tab/>
       <w:tab/>
-      <w:t>2026-10-02</w:t>
+      <w:t>2026-10-03</w:t>
       <w:br/>
       <w:br/>
     </w:r>

--- a/tillsyn/A 39526-2026 tillsynsbegäran.docx
+++ b/tillsyn/A 39526-2026 tillsynsbegäran.docx
@@ -1000,7 +1000,7 @@
     <w:r>
       <w:tab/>
       <w:tab/>
-      <w:t>2026-10-03</w:t>
+      <w:t>2026-10-04</w:t>
       <w:br/>
       <w:br/>
     </w:r>

--- a/tillsyn/A 39526-2026 tillsynsbegäran.docx
+++ b/tillsyn/A 39526-2026 tillsynsbegäran.docx
@@ -1000,7 +1000,7 @@
     <w:r>
       <w:tab/>
       <w:tab/>
-      <w:t>2026-10-04</w:t>
+      <w:t>2026-10-05</w:t>
       <w:br/>
       <w:br/>
     </w:r>

--- a/tillsyn/A 39526-2026 tillsynsbegäran.docx
+++ b/tillsyn/A 39526-2026 tillsynsbegäran.docx
@@ -1000,7 +1000,7 @@
     <w:r>
       <w:tab/>
       <w:tab/>
-      <w:t>2026-10-05</w:t>
+      <w:t>2026-10-06</w:t>
       <w:br/>
       <w:br/>
     </w:r>

--- a/tillsyn/A 39526-2026 tillsynsbegäran.docx
+++ b/tillsyn/A 39526-2026 tillsynsbegäran.docx
@@ -65,7 +65,7 @@
     </w:p>
     <w:p>
       <w:r>
-        <w:t>I och inom 25 meter från avverkningsanmälan finns fynd av 14 naturvårdsarter, varav 13 är rödlistade, 2 är fridlysta och 5 är typiska (T): jättemusseron (VU), lakritsmusseron (VU, T), lammticka (VU), Ramaria neoformosa (VU), skrovlig taggsvamp (VU), tallgråticka (VU), torrmusseron (VU), blå taggsvamp (NT, T), dropptaggsvamp (NT, T), orange taggsvamp (NT, T), skarp dropptaggsvamp (NT), tallriska (NT), talltita (NT, §4) och tjäder (T, §4). Se Figur 1.</w:t>
+        <w:t>I och inom 25 meter från avverkningsanmälan finns fynd av 16 naturvårdsarter, varav 15 är rödlistade, 2 är fridlysta och 7 är typiska (T): garnlav (VU, T), jättemusseron (VU), lakritsmusseron (VU, T), lammticka (VU), Ramaria neoformosa (VU), skrovlig taggsvamp (VU), tallgråticka (VU), torrmusseron (VU), blå taggsvamp (NT, T), dropptaggsvamp (NT, T), orange taggsvamp (NT, T), skarp dropptaggsvamp (NT), tallriska (NT), talltita (NT, §4), ullticka (NT, T) och tjäder (T, §4). Se Figur 1.</w:t>
       </w:r>
     </w:p>
     <w:p>
@@ -109,6 +109,35 @@
         <w:rPr>
           <w:b/>
         </w:rPr>
+        <w:t>Garnlav (VU)</w:t>
+      </w:r>
+      <w:r>
+        <w:t xml:space="preserve"> är en utpräglad barrskogsart som ibland kan drapera träden i norrländska grannaturskogar med hög luftfuktighet. Den förekommer även i talldominerade bestånd där den, förutom i trädens grenverk, påträffas hängande över ojämnheter i tallbarken. Arten har minskat starkt i södra och mellersta Sverige och den minskar även i sitt nordliga utbredningsområde. Minskningstakten uppgår till 30 (20–50) % inom 50 år och överstiger gränsvärdet för Sårbar (VU). Orsaken till tillbakagången beror främst på slutavverkningar av naturskogsartade skogar. Bestånd med riklig förekomst bör regelmässigt sparas, vilket även gynnar flera andra sällsynta och rödlistade arter. Garnlav är värdväxt för den mycket sällsynta och akut hotade fjärilen barrskogslavfly (CR) som hör hemma i boreala barrskogar med riklig förekomst av värdväxten. Tidigare kunde arten konstateras årligen på flera platser vid Dala-Floda i Dalarna innan lokalerna kalavverkades. Senaste fyndet i landet av barrskogslavfly är från år 2000 då den påträffades vid Högberget i Sollefteå kommun. Garnlav är typisk art för </w:t>
+      </w:r>
+      <w:r>
+        <w:rPr>
+          <w:i/>
+        </w:rPr>
+        <w:t xml:space="preserve">9010 Taiga </w:t>
+      </w:r>
+      <w:r>
+        <w:t>och</w:t>
+      </w:r>
+      <w:r>
+        <w:rPr>
+          <w:i/>
+        </w:rPr>
+        <w:t xml:space="preserve"> 9070 Trädklädd betesmark</w:t>
+      </w:r>
+      <w:r>
+        <w:t xml:space="preserve"> (SLU Artdatabanken, 2026).</w:t>
+      </w:r>
+    </w:p>
+    <w:p>
+      <w:r>
+        <w:rPr>
+          <w:b/>
+        </w:rPr>
         <w:t>Jättemusseron (VU)</w:t>
       </w:r>
       <w:r>
@@ -304,6 +333,62 @@
         <w:rPr>
           <w:b/>
         </w:rPr>
+        <w:t>Ullticka (NT)</w:t>
+      </w:r>
+      <w:r>
+        <w:t xml:space="preserve"> är knuten till restbestånd av barrnaturskog och förekommer med ett tydligt optimum i orörda eller måttligt påverkade gamla granskogar där det föreligger viss kontinuitet av grov död ved. Ullticka är en bra signalart inom hela sitt utbredningsområde och i södra Sverige är den sällsynt och en god signalart för skyddsvärda granskogsmiljöer. Den hotas av avverkning och fragmentering av naturskog och äldre granskog med lång trädkontinuitet. På ullticka kan ibland ulltickeporing (VU) påträffas - det är en sällsynt ticka som nyligen delats upp i de tre olika arterna ulltickeporing </w:t>
+      </w:r>
+      <w:r>
+        <w:rPr>
+          <w:i/>
+        </w:rPr>
+        <w:t xml:space="preserve">Skeletocutis brevispora </w:t>
+      </w:r>
+      <w:r>
+        <w:t>(VU)</w:t>
+      </w:r>
+      <w:r>
+        <w:rPr>
+          <w:i/>
+        </w:rPr>
+        <w:t>, Skeletocutis delicata</w:t>
+      </w:r>
+      <w:r>
+        <w:t xml:space="preserve"> (VU)</w:t>
+      </w:r>
+      <w:r>
+        <w:rPr>
+          <w:i/>
+        </w:rPr>
+        <w:t xml:space="preserve"> och Skeletocutis exilis</w:t>
+      </w:r>
+      <w:r>
+        <w:t xml:space="preserve"> (NT). Ullticka är typisk art för </w:t>
+      </w:r>
+      <w:r>
+        <w:rPr>
+          <w:i/>
+        </w:rPr>
+        <w:t xml:space="preserve">9010 Taiga, 9050 Näringsrik granskog </w:t>
+      </w:r>
+      <w:r>
+        <w:t xml:space="preserve">och </w:t>
+      </w:r>
+      <w:r>
+        <w:rPr>
+          <w:i/>
+        </w:rPr>
+        <w:t>9030 Landhöjningsskog</w:t>
+      </w:r>
+      <w:r>
+        <w:t xml:space="preserve"> (SLU Artdatabanken, 2026; Nitare &amp; Skogsstyrelsen, 2019; Miettinen &amp; Niemelä, 2018).</w:t>
+      </w:r>
+    </w:p>
+    <w:p>
+      <w:r>
+        <w:rPr>
+          <w:b/>
+        </w:rPr>
         <w:t>Tjäder (§4)</w:t>
       </w:r>
       <w:r>
@@ -365,7 +450,7 @@
     </w:p>
     <w:p>
       <w:r>
-        <w:t>Följande typiska arter har sina livsmiljöer och växtplatser i den avverkningsanmälda skogen: lakritsmusseron (VU, T), blå taggsvamp (NT, T), dropptaggsvamp (NT, T), orange taggsvamp (NT, T) och tjäder (T, §4).</w:t>
+        <w:t>Följande typiska arter har sina livsmiljöer och växtplatser i den avverkningsanmälda skogen: garnlav (VU, T), lakritsmusseron (VU, T), blå taggsvamp (NT, T), dropptaggsvamp (NT, T), orange taggsvamp (NT, T), ullticka (NT, T) och tjäder (T, §4).</w:t>
       </w:r>
     </w:p>
     <w:p>
@@ -1000,7 +1085,7 @@
     <w:r>
       <w:tab/>
       <w:tab/>
-      <w:t>2026-10-06</w:t>
+      <w:t>2026-10-07</w:t>
       <w:br/>
       <w:br/>
     </w:r>

--- a/tillsyn/A 39526-2026 tillsynsbegäran.docx
+++ b/tillsyn/A 39526-2026 tillsynsbegäran.docx
@@ -1085,7 +1085,7 @@
     <w:r>
       <w:tab/>
       <w:tab/>
-      <w:t>2026-10-07</w:t>
+      <w:t>2026-10-08</w:t>
       <w:br/>
       <w:br/>
     </w:r>

--- a/tillsyn/A 39526-2026 tillsynsbegäran.docx
+++ b/tillsyn/A 39526-2026 tillsynsbegäran.docx
@@ -1085,7 +1085,7 @@
     <w:r>
       <w:tab/>
       <w:tab/>
-      <w:t>2026-10-08</w:t>
+      <w:t>2026-10-09</w:t>
       <w:br/>
       <w:br/>
     </w:r>

--- a/tillsyn/A 39526-2026 tillsynsbegäran.docx
+++ b/tillsyn/A 39526-2026 tillsynsbegäran.docx
@@ -1085,7 +1085,7 @@
     <w:r>
       <w:tab/>
       <w:tab/>
-      <w:t>2026-10-09</w:t>
+      <w:t>2026-10-10</w:t>
       <w:br/>
       <w:br/>
     </w:r>

--- a/tillsyn/A 39526-2026 tillsynsbegäran.docx
+++ b/tillsyn/A 39526-2026 tillsynsbegäran.docx
@@ -1085,7 +1085,7 @@
     <w:r>
       <w:tab/>
       <w:tab/>
-      <w:t>2026-10-10</w:t>
+      <w:t>2026-10-11</w:t>
       <w:br/>
       <w:br/>
     </w:r>

--- a/tillsyn/A 39526-2026 tillsynsbegäran.docx
+++ b/tillsyn/A 39526-2026 tillsynsbegäran.docx
@@ -1085,7 +1085,7 @@
     <w:r>
       <w:tab/>
       <w:tab/>
-      <w:t>2026-10-11</w:t>
+      <w:t>2026-10-12</w:t>
       <w:br/>
       <w:br/>
     </w:r>

--- a/tillsyn/A 39526-2026 tillsynsbegäran.docx
+++ b/tillsyn/A 39526-2026 tillsynsbegäran.docx
@@ -1085,7 +1085,7 @@
     <w:r>
       <w:tab/>
       <w:tab/>
-      <w:t>2026-10-12</w:t>
+      <w:t>2026-10-13</w:t>
       <w:br/>
       <w:br/>
     </w:r>

--- a/tillsyn/A 39526-2026 tillsynsbegäran.docx
+++ b/tillsyn/A 39526-2026 tillsynsbegäran.docx
@@ -1085,7 +1085,7 @@
     <w:r>
       <w:tab/>
       <w:tab/>
-      <w:t>2026-10-13</w:t>
+      <w:t>2026-10-14</w:t>
       <w:br/>
       <w:br/>
     </w:r>

--- a/tillsyn/A 39526-2026 tillsynsbegäran.docx
+++ b/tillsyn/A 39526-2026 tillsynsbegäran.docx
@@ -1085,7 +1085,7 @@
     <w:r>
       <w:tab/>
       <w:tab/>
-      <w:t>2026-10-14</w:t>
+      <w:t>2026-10-15</w:t>
       <w:br/>
       <w:br/>
     </w:r>

--- a/tillsyn/A 39526-2026 tillsynsbegäran.docx
+++ b/tillsyn/A 39526-2026 tillsynsbegäran.docx
@@ -1085,7 +1085,7 @@
     <w:r>
       <w:tab/>
       <w:tab/>
-      <w:t>2026-10-15</w:t>
+      <w:t>2026-10-16</w:t>
       <w:br/>
       <w:br/>
     </w:r>

--- a/tillsyn/A 39526-2026 tillsynsbegäran.docx
+++ b/tillsyn/A 39526-2026 tillsynsbegäran.docx
@@ -65,7 +65,7 @@
     </w:p>
     <w:p>
       <w:r>
-        <w:t>I och inom 25 meter från avverkningsanmälan finns fynd av 16 naturvårdsarter, varav 15 är rödlistade, 2 är fridlysta och 7 är typiska (T): garnlav (VU, T), jättemusseron (VU), lakritsmusseron (VU, T), lammticka (VU), Ramaria neoformosa (VU), skrovlig taggsvamp (VU), tallgråticka (VU), torrmusseron (VU), blå taggsvamp (NT, T), dropptaggsvamp (NT, T), orange taggsvamp (NT, T), skarp dropptaggsvamp (NT), tallriska (NT), talltita (NT, §4), ullticka (NT, T) och tjäder (T, §4). Se Figur 1.</w:t>
+        <w:t>I och inom 25 meter från avverkningsanmälan finns fynd av 17 naturvårdsarter, varav 16 är rödlistade, 2 är fridlysta och 7 är typiska (T): garnlav (VU, T), jättemusseron (VU), lakritsmusseron (VU, T), lammticka (VU), Ramaria neoformosa (VU), skrovlig taggsvamp (VU), tallgråticka (VU), torrmusseron (VU), blå taggsvamp (NT, T), dropptaggsvamp (NT, T), orange taggsvamp (NT, T), skarp dropptaggsvamp (NT), tallfingersvamp (NT), tallriska (NT), talltita (NT, §4), ullticka (NT, T) och tjäder (T, §4). Se Figur 1.</w:t>
       </w:r>
     </w:p>
     <w:p>
@@ -304,6 +304,17 @@
       </w:r>
       <w:r>
         <w:t>bildar mykorrhiza med både gran och tall, främst i barrskogar med trädkontinuitet. Arten uppträder dels i näringsrik kalkbarrskog och dels i sur lavtallskog. Kalkbarrskogarna är ofta grandominerade, olikåldriga och skiktade på frisk mark med ett örtrikt vegetationsskikt. Lavtallskogarna är i regel magra, torra, ljusöppna och ofta brandpräglade. Den totala populationen i landet har minskat och bedöms fortsätta minska till följd av avverkning av äldre barrskogar. Arten har begränsad förmåga att återetablera sig efter slutavverkning eller andra storskaliga skogsbruksåtgärder. Det saknas indikationer på att arten långsiktigt kan etablera eller reproducera sig i skogsbestånd som brukas med metoder som trakthyggesbruk, markberedning, gödsling eller föryngring med förädlat plantmaterial. Minskningstakten för den svenska populationen bedöms vara nära gränsvärdet för Sårbar (VU) (SLU Artdatabanken, 2026).</w:t>
+      </w:r>
+    </w:p>
+    <w:p>
+      <w:r>
+        <w:rPr>
+          <w:b/>
+        </w:rPr>
+        <w:t xml:space="preserve">Tallfingersvamp (NT) </w:t>
+      </w:r>
+      <w:r>
+        <w:t>bildar mykorrhiza med tall och gran i äldre barrskog, framför allt sandtallskog men även i annan näringsfattig barrskog, huvudsakligen i äldre kontinuitetsskog. Den totala populationen i landet har minskat och bedöms fortsätta minska till följd av avverkning av barrskogar med trädkontinuitet. Minskningstakten för den svenska populationen bedöms vara nära gränsvärdet för Sårbar (VU). Slutavverkning, gödsling eller exploatering måste undvikas (SLU Artdatabanken, 2026).</w:t>
       </w:r>
     </w:p>
     <w:p>
@@ -1085,7 +1096,7 @@
     <w:r>
       <w:tab/>
       <w:tab/>
-      <w:t>2026-10-16</w:t>
+      <w:t>2026-10-17</w:t>
       <w:br/>
       <w:br/>
     </w:r>

--- a/tillsyn/A 39526-2026 tillsynsbegäran.docx
+++ b/tillsyn/A 39526-2026 tillsynsbegäran.docx
@@ -1096,7 +1096,7 @@
     <w:r>
       <w:tab/>
       <w:tab/>
-      <w:t>2026-10-17</w:t>
+      <w:t>2026-10-18</w:t>
       <w:br/>
       <w:br/>
     </w:r>

--- a/tillsyn/A 39526-2026 tillsynsbegäran.docx
+++ b/tillsyn/A 39526-2026 tillsynsbegäran.docx
@@ -1096,7 +1096,7 @@
     <w:r>
       <w:tab/>
       <w:tab/>
-      <w:t>2026-10-18</w:t>
+      <w:t>2026-10-19</w:t>
       <w:br/>
       <w:br/>
     </w:r>

--- a/tillsyn/A 39526-2026 tillsynsbegäran.docx
+++ b/tillsyn/A 39526-2026 tillsynsbegäran.docx
@@ -1096,7 +1096,7 @@
     <w:r>
       <w:tab/>
       <w:tab/>
-      <w:t>2026-10-19</w:t>
+      <w:t>2026-10-20</w:t>
       <w:br/>
       <w:br/>
     </w:r>

--- a/tillsyn/A 39526-2026 tillsynsbegäran.docx
+++ b/tillsyn/A 39526-2026 tillsynsbegäran.docx
@@ -1096,7 +1096,7 @@
     <w:r>
       <w:tab/>
       <w:tab/>
-      <w:t>2026-10-20</w:t>
+      <w:t>2026-10-21</w:t>
       <w:br/>
       <w:br/>
     </w:r>

--- a/tillsyn/A 39526-2026 tillsynsbegäran.docx
+++ b/tillsyn/A 39526-2026 tillsynsbegäran.docx
@@ -1096,7 +1096,7 @@
     <w:r>
       <w:tab/>
       <w:tab/>
-      <w:t>2026-10-21</w:t>
+      <w:t>2026-10-22</w:t>
       <w:br/>
       <w:br/>
     </w:r>

--- a/tillsyn/A 39526-2026 tillsynsbegäran.docx
+++ b/tillsyn/A 39526-2026 tillsynsbegäran.docx
@@ -1096,7 +1096,7 @@
     <w:r>
       <w:tab/>
       <w:tab/>
-      <w:t>2026-10-22</w:t>
+      <w:t>2026-10-23</w:t>
       <w:br/>
       <w:br/>
     </w:r>

--- a/tillsyn/A 39526-2026 tillsynsbegäran.docx
+++ b/tillsyn/A 39526-2026 tillsynsbegäran.docx
@@ -1096,7 +1096,7 @@
     <w:r>
       <w:tab/>
       <w:tab/>
-      <w:t>2026-10-23</w:t>
+      <w:t>2026-10-24</w:t>
       <w:br/>
       <w:br/>
     </w:r>

--- a/tillsyn/A 39526-2026 tillsynsbegäran.docx
+++ b/tillsyn/A 39526-2026 tillsynsbegäran.docx
@@ -1096,7 +1096,7 @@
     <w:r>
       <w:tab/>
       <w:tab/>
-      <w:t>2026-10-24</w:t>
+      <w:t>2026-10-25</w:t>
       <w:br/>
       <w:br/>
     </w:r>

--- a/tillsyn/A 39526-2026 tillsynsbegäran.docx
+++ b/tillsyn/A 39526-2026 tillsynsbegäran.docx
@@ -1096,7 +1096,7 @@
     <w:r>
       <w:tab/>
       <w:tab/>
-      <w:t>2026-10-25</w:t>
+      <w:t>2026-10-26</w:t>
       <w:br/>
       <w:br/>
     </w:r>

--- a/tillsyn/A 39526-2026 tillsynsbegäran.docx
+++ b/tillsyn/A 39526-2026 tillsynsbegäran.docx
@@ -1096,7 +1096,7 @@
     <w:r>
       <w:tab/>
       <w:tab/>
-      <w:t>2026-10-26</w:t>
+      <w:t>2026-10-27</w:t>
       <w:br/>
       <w:br/>
     </w:r>

--- a/tillsyn/A 39526-2026 tillsynsbegäran.docx
+++ b/tillsyn/A 39526-2026 tillsynsbegäran.docx
@@ -1096,7 +1096,7 @@
     <w:r>
       <w:tab/>
       <w:tab/>
-      <w:t>2026-10-27</w:t>
+      <w:t>2026-10-28</w:t>
       <w:br/>
       <w:br/>
     </w:r>

--- a/tillsyn/A 39526-2026 tillsynsbegäran.docx
+++ b/tillsyn/A 39526-2026 tillsynsbegäran.docx
@@ -1096,7 +1096,7 @@
     <w:r>
       <w:tab/>
       <w:tab/>
-      <w:t>2026-10-28</w:t>
+      <w:t>2026-10-29</w:t>
       <w:br/>
       <w:br/>
     </w:r>

--- a/tillsyn/A 39526-2026 tillsynsbegäran.docx
+++ b/tillsyn/A 39526-2026 tillsynsbegäran.docx
@@ -1096,7 +1096,7 @@
     <w:r>
       <w:tab/>
       <w:tab/>
-      <w:t>2026-10-29</w:t>
+      <w:t>2026-10-31</w:t>
       <w:br/>
       <w:br/>
     </w:r>
